--- a/docs/docx/diete_ru_deepl.docx
+++ b/docs/docx/diete_ru_deepl.docx
@@ -7,85 +7,78 @@
         <w:pStyle w:val="Heading1"/>
       </w:pPr>
       <w:r>
-        <w:t>Traduction RU (deepl)</w:t>
+        <w:t>ПРОДУКТЫ, КОТОРЫХ СЛЕДУЕТ ИЗБЕГАТЬ</w:t>
       </w:r>
     </w:p>
     <w:p>
       <w:r>
-        <w:t>Марсель, …………… DE M…………………………………..</w:t>
+        <w:t>ПРОДУКТЫ, КОТОРЫЕ СЛЕДУЕТ ИЗБЕГАТЬ</w:t>
+      </w:r>
+    </w:p>
+    <w:p>
+      <w:r>
+        <w:t>Сахар, мёд, джемы, желе, крем из каштанов, Nutella.</w:t>
       </w:r>
     </w:p>
     <w:p/>
     <w:p>
       <w:r>
-        <w:t>От: Диетолог Диетологическая служба - Больница Норд - Chemin des Bourrely - 13015 МАРСЕЛЬ ПРОДУКТЫ, КОТОРЫХ СЛЕДУЕТ ИЗБЕГАТЬ Сахар, мед, джемы, желе, крем из каштанов, Nutella. Конфеты, карамель, нуга, сладости.</w:t>
+        <w:t>Конфеты, карамель, нуга, сладости.</w:t>
       </w:r>
     </w:p>
     <w:p>
       <w:r>
-        <w:t xml:space="preserve"> Шоколад, фруктовые пасты. Выпечка, печенье, булочные изделия (круассаны, булочки с шоколадом, бриоши…). Сухофрукты, цукаты. Йогурт, творог и фруктовые десерты, заварные кремы, десерты. Мороженое, сорбеты. Сгущенное молоко с сахаром.</w:t>
+        <w:t>-   Шоколад, фруктовые пасты.</w:t>
       </w:r>
     </w:p>
     <w:p>
       <w:r>
-        <w:t>Фруктовые соки, сиропы, газированные напитки, Coca-Cola, все сладкие напитки, продающиеся в магазинах. Все алкогольные напитки. Соя и продукты на основе сои (тофу). Кислые или острые продукты. РЕКОМЕНДУЕМЫЕ ПРОДУКТЫ ЖИВОТНЫЕ БЕЛКИ: не менее 1 порции в день</w:t>
-        <w:tab/>
-        <w:tab/>
-        <w:tab/>
-      </w:r>
-    </w:p>
-    <w:p/>
-    <w:p>
-      <w:r>
-        <w:t xml:space="preserve">         Мясо: говядина, телятина, баранина, свинина, курица, кролик, цесарка, индейка, молодая индейка. Если у вас нет иммунитета к токсоплазмозу, употребляйте хорошо прожаренное мясо, избегайте риллет, паштетов, фуа-гра, мяса в желе.</w:t>
+        <w:t>Выпечка, печенье, булочки (круассаны, булочки с шоколадом, бриоши…).</w:t>
       </w:r>
     </w:p>
     <w:p>
       <w:r>
-        <w:tab/>
-        <w:t xml:space="preserve">    Рыба: любая, кроме меч-рыбы, креветок, сырых моллюсков, сырой рыбы (суши, тарама, сурими) , копченой рыбы (сельдь, лосось, форель). Отдавайте предпочтение жирной рыбе: тунец, лосось, скумбрия, сардины.</w:t>
+        <w:t>Сухофрукты, цукаты.</w:t>
       </w:r>
     </w:p>
     <w:p>
       <w:r>
-        <w:t xml:space="preserve">         Яйца МОЛОЧНЫЕ ПРОДУКТЫ: не менее 4 в день плюс в приготовлении Сыры, за исключением: сыры из сырого молока, промышленные тертые сыры, корочка сыра. Молоко: полуобезжиренное. Молочные продукты: натуральные, несладкие.</w:t>
-      </w:r>
-    </w:p>
-    <w:p/>
-    <w:p>
-      <w:r>
-        <w:t xml:space="preserve">ОВОЩИ И ФРУКТЫ: При каждом приеме пищи. Зеленые овощи: свежие, замороженные без добавок: без ограничений. Фрукты: все разрешены, 1 фрукт на десерт при каждом приеме пищи. Одна порция фруктов соответствует 4 кусочкам сахара = ½ дыни, 1 большой кусок арбуза (250 г) </w:t>
+        <w:t>Йогурт, творог и фруктовые «Petit Suisse», заварные кремы, десерты.</w:t>
       </w:r>
     </w:p>
     <w:p>
       <w:r>
-        <w:t>= 1 маленькая корзинка (250 г) клубники, малины, смородины, ежевики, черники, черной смородины... = 2 мандарина, 4 клементины «корсиканские», 2 киви, 1 маленький грейпфрут = 1 груша, 1 яблоко, 1 апельсин, 1 персик или нектарина</w:t>
+        <w:t>Мороженое, сорбеты.</w:t>
       </w:r>
     </w:p>
     <w:p>
       <w:r>
-        <w:t>= 3–4 абрикоса, слива, рейнклод... 8 мирабелей, 10 свежих личи = ¼ ананаса или 4 кружка, ½ манго или 1 маленькое</w:t>
+        <w:t>Сгущенное молоко.</w:t>
       </w:r>
     </w:p>
     <w:p>
       <w:r>
-        <w:t>= 12–15 виноградин или вишен, 1 маленький или ½ банана = 2–3 финика, 3–4 чернослива, 2–3 свежих инжира = 1 чашка компота КРАХМАЛИСТЫЕ ПРОДУКТЫ: К каждому приему пищи Хлеб: или сухари, белый хлеб...</w:t>
+        <w:t>Фруктовые соки, сиропы, газированные напитки, кока-кола, все сладкие напитки, продающиеся в магазинах.</w:t>
       </w:r>
     </w:p>
     <w:p>
       <w:r>
-        <w:t>Злаки: макароны, рис, манная крупа, полента, пилпил, кус-кус... Картофель: пюре, отварной, жареный, фри... Бобовые: горох, фасоль, чечевица, нут, кукуруза, бобы, белые или красные бобы, горох и маниок, зеленый банан, ямс...</w:t>
-      </w:r>
-    </w:p>
-    <w:p/>
-    <w:p>
-      <w:r>
-        <w:t>Типичный день ЗАВТРАК: Напитки: чай, кофе, какао Молочные продукты: молоко, молочные продукты, сыр Медленно усваиваемые углеводы: цельнозерновой хлеб или хлеб без сахара + масло ОБЕД И УЖИН: зелень в неограниченном количестве, порция мяса, рыбы или яиц (или ветчина) порция медленных углеводов: небольшая тарелка крахмалистых продуктов + небольшой кусок хлеба или большая тарелка крахмалистых продуктов без хлеба или большой кусок хлеба без крахмалистых продуктов молочный продукт фрукт</w:t>
+        <w:t>Все алкогольные напитки.</w:t>
       </w:r>
     </w:p>
     <w:p>
       <w:r>
-        <w:t>ВОЗМОЖНЫЙ ПЕРЕКУС: если вы действительно голодны, ешьте только продукты, не содержащие сахара:  молочные продукты,  сырые овощи, вареное яйцо, ветчина...</w:t>
+        <w:t>Соя и продукты на основе сои (тофу)</w:t>
+      </w:r>
+    </w:p>
+    <w:p>
+      <w:r>
+        <w:t>Кисло-острые продукты.</w:t>
+      </w:r>
+    </w:p>
+    <w:p>
+      <w:r>
+        <w:t>AL</w:t>
       </w:r>
     </w:p>
     <w:p>
@@ -134,29 +127,185 @@
         <w:t>Ссылка на аудиоплеер: https://daryazdr.github.io/Gestion-de-projet-M1-IDL-UGA/player/diete_ru_deepl.html</w:t>
       </w:r>
     </w:p>
-    <w:p>
-      <w:r>
-        <w:br w:type="page"/>
-      </w:r>
-    </w:p>
+    <w:p/>
     <w:p>
       <w:pPr>
         <w:pStyle w:val="Heading1"/>
       </w:pPr>
       <w:r>
-        <w:t>Images du document source</w:t>
+        <w:t>РЕКОМЕНДУЕМЫЕ ПРОДУКТЫ</w:t>
       </w:r>
     </w:p>
     <w:p>
       <w:r>
-        <w:t>diete_docx_1.jpeg</w:t>
+        <w:t>РЕКОМЕНДУЕМЫЕ ПРОДУКТЫ</w:t>
+      </w:r>
+    </w:p>
+    <w:p>
+      <w:r>
+        <w:t>ЖИВОТНЫЕ БЕЛКИ: не менее 1 порции в день</w:t>
+      </w:r>
+    </w:p>
+    <w:p/>
+    <w:p>
+      <w:r>
+        <w:t>Мясо: говядина, телятина, баранина, свинина, курица, кролик, цесарка, индейка, молодой индюк.</w:t>
+      </w:r>
+    </w:p>
+    <w:p>
+      <w:r>
+        <w:t>Если у вас нет иммунитета к токсоплазмозу, употребляйте хорошо прожаренное мясо, избегайте риллет, паштетов, фуа-гра и мясных желе.</w:t>
+      </w:r>
+    </w:p>
+    <w:p>
+      <w:r>
+        <w:t>Рыба:  всякая, кроме меч-рыбы, креветок, сырых моллюсков, сырой рыбы (суши, тарама, сурими) , копченой рыбы (сельди, лосося, форели). Отдавайте предпочтение жирной рыбе: тунцу, лососю, скумбрии, сардинам.</w:t>
+      </w:r>
+    </w:p>
+    <w:p>
+      <w:r>
+        <w:t>Яйца</w:t>
+      </w:r>
+    </w:p>
+    <w:p/>
+    <w:p>
+      <w:r>
+        <w:t>МОЛОЧНЫЕ ПРОДУКТЫ: не менее 4 раз в день  плюс в составе блюд</w:t>
+      </w:r>
+    </w:p>
+    <w:p/>
+    <w:p>
+      <w:r>
+        <w:t>Сыры, за исключением: сыров из сырого молока, промышленных тертых сыров, сырной корки.</w:t>
+      </w:r>
+    </w:p>
+    <w:p>
+      <w:r>
+        <w:t>Молоко: полуобезжиренное.</w:t>
+      </w:r>
+    </w:p>
+    <w:p>
+      <w:r>
+        <w:t>Молочные продукты: натуральные, без сахара.</w:t>
+      </w:r>
+    </w:p>
+    <w:p/>
+    <w:p>
+      <w:r>
+        <w:t>ОВОЩИ И ФРУКТЫ:  К каждому приему пищи</w:t>
+      </w:r>
+    </w:p>
+    <w:p>
+      <w:r>
+        <w:t>.</w:t>
+      </w:r>
+    </w:p>
+    <w:p>
+      <w:r>
+        <w:t>Зеленые овощи: свежие, замороженные без добавок: в неограниченном количестве.</w:t>
+      </w:r>
+    </w:p>
+    <w:p>
+      <w:r>
+        <w:t>Фрукты:  Все разрешены, 1 фрукт на десерт к каждому приему пищи,</w:t>
+      </w:r>
+    </w:p>
+    <w:p>
+      <w:r>
+        <w:t>Одна порция фруктов соответствует  4 кусочкам сахара</w:t>
+      </w:r>
+    </w:p>
+    <w:p>
+      <w:r>
+        <w:t>= ½ дыни,    1 большой кусок арбуза (250 г)</w:t>
+      </w:r>
+    </w:p>
+    <w:p>
+      <w:r>
+        <w:t>= 1 небольшая лодочка (250 г) клубники, малины, смородины, ежевики,  черники, черной смородины…</w:t>
+      </w:r>
+    </w:p>
+    <w:p>
+      <w:r>
+        <w:t>= 2 мандарина, 4 клементины «корсиканские», 2 киви, 1 небольшой грейпфрут</w:t>
+      </w:r>
+    </w:p>
+    <w:p>
+      <w:r>
+        <w:t>= 1 груша, 1 яблоко, 1 апельсин, 1 персик или бруньон</w:t>
+      </w:r>
+    </w:p>
+    <w:p>
+      <w:r>
+        <w:t>= 3–4 абрикоса, слив, рейн-клод…; 8 мирабелей, 10 свежих личи</w:t>
+      </w:r>
+    </w:p>
+    <w:p>
+      <w:r>
+        <w:t>= ¼ ананаса или 4 кружка; ½ манго или 1 маленькое</w:t>
+      </w:r>
+    </w:p>
+    <w:p>
+      <w:r>
+        <w:t>= 12–15 зерен винограда или вишни; 1 маленький или ½ банана</w:t>
+      </w:r>
+    </w:p>
+    <w:p>
+      <w:r>
+        <w:t>= 2–3 финика, 3–4 чернослива, 2–3 свежих инжира</w:t>
+      </w:r>
+    </w:p>
+    <w:p>
+      <w:r>
+        <w:t>= 1 чашка компота</w:t>
+      </w:r>
+    </w:p>
+    <w:p>
+      <w:r>
+        <w:t>УГЛЕВОДЫ: К каждому приему пищи</w:t>
+      </w:r>
+    </w:p>
+    <w:p>
+      <w:r>
+        <w:t>Хлеб: или  сухари, бутербродный хлеб…</w:t>
+      </w:r>
+    </w:p>
+    <w:p>
+      <w:r>
+        <w:t>Злаки: макароны, рис, манная крупа, полента, пилпил, кус-кус…</w:t>
+      </w:r>
+    </w:p>
+    <w:p>
+      <w:r>
+        <w:t>Картофель: пюре, отварной, запеченный, жареный…</w:t>
+      </w:r>
+    </w:p>
+    <w:p>
+      <w:r>
+        <w:t>Бобовые: горох, фасоль, чечевица, нут, кукуруза, бобы, белые или красные фасоли, горох и маниока, зеленый банан, ямс…</w:t>
+      </w:r>
+    </w:p>
+    <w:p/>
+    <w:p>
+      <w:r>
+        <w:t>Типичный день</w:t>
+      </w:r>
+    </w:p>
+    <w:p>
+      <w:r>
+        <w:t>ЗАВТРАК</w:t>
+      </w:r>
+    </w:p>
+    <w:p>
+      <w:r>
+        <w:t>QR аудиоплеера:</w:t>
       </w:r>
     </w:p>
     <w:p>
       <w:r>
         <w:drawing>
           <wp:inline xmlns:a="http://schemas.openxmlformats.org/drawingml/2006/main" xmlns:pic="http://schemas.openxmlformats.org/drawingml/2006/picture">
-            <wp:extent cx="5029200" cy="5946205"/>
+            <wp:extent cx="1371600" cy="1371600"/>
             <wp:docPr id="2" name="Picture 2"/>
             <wp:cNvGraphicFramePr>
               <a:graphicFrameLocks noChangeAspect="1"/>
@@ -165,11 +314,11 @@
               <a:graphicData uri="http://schemas.openxmlformats.org/drawingml/2006/picture">
                 <pic:pic>
                   <pic:nvPicPr>
-                    <pic:cNvPr id="0" name="diete_docx_1.jpeg"/>
+                    <pic:cNvPr id="0" name="diete_ru_deepl.png"/>
                     <pic:cNvPicPr/>
                   </pic:nvPicPr>
                   <pic:blipFill>
-                    <a:blip r:embed="rId10"/>
+                    <a:blip r:embed="rId9"/>
                     <a:stretch>
                       <a:fillRect/>
                     </a:stretch>
@@ -177,7 +326,7 @@
                   <pic:spPr>
                     <a:xfrm>
                       <a:off x="0" y="0"/>
-                      <a:ext cx="5029200" cy="5946205"/>
+                      <a:ext cx="1371600" cy="1371600"/>
                     </a:xfrm>
                     <a:prstGeom prst="rect"/>
                   </pic:spPr>
@@ -186,6 +335,156 @@
             </a:graphic>
           </wp:inline>
         </w:drawing>
+      </w:r>
+    </w:p>
+    <w:p>
+      <w:r>
+        <w:t>Ссылка на аудиоплеер: https://daryazdr.github.io/Gestion-de-projet-M1-IDL-UGA/player/diete_ru_deepl.html</w:t>
+      </w:r>
+    </w:p>
+    <w:p/>
+    <w:p>
+      <w:pPr>
+        <w:pStyle w:val="Heading1"/>
+      </w:pPr>
+      <w:r>
+        <w:t>ТИПИЧНЫЙ ДЕНЬ</w:t>
+      </w:r>
+    </w:p>
+    <w:p>
+      <w:r>
+        <w:t>ЗАВТРАК:</w:t>
+      </w:r>
+    </w:p>
+    <w:p>
+      <w:r>
+        <w:t>Напитки: чай, кофе, какао</w:t>
+      </w:r>
+    </w:p>
+    <w:p>
+      <w:r>
+        <w:t>Молочный продукт: молоко, молочные продукты, сыр</w:t>
+      </w:r>
+    </w:p>
+    <w:p>
+      <w:r>
+        <w:t>Углеводы с медленным усвоением: цельнозерновой хлеб или хлеб из несладких злаков + масло</w:t>
+      </w:r>
+    </w:p>
+    <w:p>
+      <w:r>
+        <w:t>ОБЕД И УЖИН:</w:t>
+      </w:r>
+    </w:p>
+    <w:p>
+      <w:r>
+        <w:t>зеленые овощи в неограниченном количестве</w:t>
+      </w:r>
+    </w:p>
+    <w:p>
+      <w:r>
+        <w:t>порция мяса, рыбы или яиц (или ветчина)</w:t>
+      </w:r>
+    </w:p>
+    <w:p>
+      <w:r>
+        <w:t>одна порция медленно усваиваемых углеводов:</w:t>
+      </w:r>
+    </w:p>
+    <w:p>
+      <w:r>
+        <w:t>небольшая тарелка с крахмалистыми продуктами + небольшой кусочек хлеба</w:t>
+      </w:r>
+    </w:p>
+    <w:p>
+      <w:r>
+        <w:t>или   более большая тарелка с крахмалистыми продуктами, но без хлеба</w:t>
+      </w:r>
+    </w:p>
+    <w:p>
+      <w:r>
+        <w:t>или   большой кусочек хлеба без крахмалистых продуктов</w:t>
+      </w:r>
+    </w:p>
+    <w:p>
+      <w:r>
+        <w:t>молочный продукт</w:t>
+      </w:r>
+    </w:p>
+    <w:p>
+      <w:r>
+        <w:t>фрукт</w:t>
+      </w:r>
+    </w:p>
+    <w:p>
+      <w:r>
+        <w:t>ВОЗМОЖНЫЙ ПЕРЕКУС:</w:t>
+      </w:r>
+    </w:p>
+    <w:p>
+      <w:r>
+        <w:t>Если вы действительно проголодались,  употребляйте только продукты, не содержащие сахара</w:t>
+      </w:r>
+    </w:p>
+    <w:p>
+      <w:r>
+        <w:t>молочные продукты</w:t>
+      </w:r>
+    </w:p>
+    <w:p>
+      <w:r>
+        <w:t>сырые овощи</w:t>
+      </w:r>
+    </w:p>
+    <w:p>
+      <w:r>
+        <w:t>вареное яйцо, ветчина……</w:t>
+      </w:r>
+    </w:p>
+    <w:p>
+      <w:r>
+        <w:t>QR аудиоплеера:</w:t>
+      </w:r>
+    </w:p>
+    <w:p>
+      <w:r>
+        <w:drawing>
+          <wp:inline xmlns:a="http://schemas.openxmlformats.org/drawingml/2006/main" xmlns:pic="http://schemas.openxmlformats.org/drawingml/2006/picture">
+            <wp:extent cx="1371600" cy="1371600"/>
+            <wp:docPr id="3" name="Picture 3"/>
+            <wp:cNvGraphicFramePr>
+              <a:graphicFrameLocks noChangeAspect="1"/>
+            </wp:cNvGraphicFramePr>
+            <a:graphic>
+              <a:graphicData uri="http://schemas.openxmlformats.org/drawingml/2006/picture">
+                <pic:pic>
+                  <pic:nvPicPr>
+                    <pic:cNvPr id="0" name="diete_ru_deepl.png"/>
+                    <pic:cNvPicPr/>
+                  </pic:nvPicPr>
+                  <pic:blipFill>
+                    <a:blip r:embed="rId9"/>
+                    <a:stretch>
+                      <a:fillRect/>
+                    </a:stretch>
+                  </pic:blipFill>
+                  <pic:spPr>
+                    <a:xfrm>
+                      <a:off x="0" y="0"/>
+                      <a:ext cx="1371600" cy="1371600"/>
+                    </a:xfrm>
+                    <a:prstGeom prst="rect"/>
+                  </pic:spPr>
+                </pic:pic>
+              </a:graphicData>
+            </a:graphic>
+          </wp:inline>
+        </w:drawing>
+      </w:r>
+    </w:p>
+    <w:p>
+      <w:r>
+        <w:t>Ссылка на аудиоплеер: https://daryazdr.github.io/Gestion-de-projet-M1-IDL-UGA/player/diete_ru_deepl.html</w:t>
       </w:r>
     </w:p>
     <w:sectPr>

--- a/docs/docx/diete_ru_deepl.docx
+++ b/docs/docx/diete_ru_deepl.docx
@@ -12,73 +12,77 @@
     </w:p>
     <w:p>
       <w:r>
-        <w:t>ПРОДУКТЫ, КОТОРЫЕ СЛЕДУЕТ ИЗБЕГАТЬ</w:t>
+        <w:t>Запрещенные продукты (нельзя есть)</w:t>
       </w:r>
     </w:p>
     <w:p>
       <w:r>
-        <w:t>Сахар, мёд, джемы, желе, крем из каштанов, Nutella.</w:t>
-      </w:r>
-    </w:p>
-    <w:p/>
-    <w:p>
-      <w:r>
-        <w:t>Конфеты, карамель, нуга, сладости.</w:t>
+        <w:t>Для вашего здоровья нельзя есть сахар.</w:t>
       </w:r>
     </w:p>
     <w:p>
       <w:r>
-        <w:t>-   Шоколад, фруктовые пасты.</w:t>
+        <w:t>Не ешьте следующие сладкие продукты:</w:t>
       </w:r>
     </w:p>
     <w:p>
       <w:r>
-        <w:t>Выпечка, печенье, булочки (круассаны, булочки с шоколадом, бриоши…).</w:t>
+        <w:t>• Сахар, мед и варенье.</w:t>
       </w:r>
     </w:p>
     <w:p>
       <w:r>
-        <w:t>Сухофрукты, цукаты.</w:t>
+        <w:t>• Нутелла и каштановая паста.</w:t>
       </w:r>
     </w:p>
     <w:p>
       <w:r>
-        <w:t>Йогурт, творог и фруктовые «Petit Suisse», заварные кремы, десерты.</w:t>
+        <w:t>• Конфеты, шоколад и выпечка.</w:t>
       </w:r>
     </w:p>
     <w:p>
       <w:r>
-        <w:t>Мороженое, сорбеты.</w:t>
+        <w:t>• Печенье и хлебобулочные изделия (круассаны, булочки).</w:t>
       </w:r>
     </w:p>
     <w:p>
       <w:r>
-        <w:t>Сгущенное молоко.</w:t>
+        <w:t>• Сухофрукты и цукаты.</w:t>
       </w:r>
     </w:p>
     <w:p>
       <w:r>
-        <w:t>Фруктовые соки, сиропы, газированные напитки, кока-кола, все сладкие напитки, продающиеся в магазинах.</w:t>
+        <w:t>Не пейте следующие напитки:</w:t>
       </w:r>
     </w:p>
     <w:p>
       <w:r>
-        <w:t>Все алкогольные напитки.</w:t>
+        <w:t>• Фруктовые соки и сиропы.</w:t>
       </w:r>
     </w:p>
     <w:p>
       <w:r>
-        <w:t>Соя и продукты на основе сои (тофу)</w:t>
+        <w:t>• Газированные напитки (такие как Coca-Cola).</w:t>
       </w:r>
     </w:p>
     <w:p>
       <w:r>
-        <w:t>Кисло-острые продукты.</w:t>
+        <w:t>• Алкогольные напитки.</w:t>
       </w:r>
     </w:p>
     <w:p>
       <w:r>
-        <w:t>AL</w:t>
+        <w:t>Также избегайте:</w:t>
+      </w:r>
+    </w:p>
+    <w:p>
+      <w:r>
+        <w:t>• Сои и продуктов на ее основе (тофу).</w:t>
+      </w:r>
+    </w:p>
+    <w:p>
+      <w:r>
+        <w:t>• Очень острых или кислых продуктов (перец, лимон).</w:t>
       </w:r>
     </w:p>
     <w:p>
@@ -138,162 +142,190 @@
     </w:p>
     <w:p>
       <w:r>
-        <w:t>РЕКОМЕНДУЕМЫЕ ПРОДУКТЫ</w:t>
+        <w:t>Рекомендуемые продукты</w:t>
       </w:r>
     </w:p>
     <w:p>
       <w:r>
-        <w:t>ЖИВОТНЫЕ БЕЛКИ: не менее 1 порции в день</w:t>
+        <w:t>Мясо, рыба и яйца</w:t>
+      </w:r>
+    </w:p>
+    <w:p>
+      <w:r>
+        <w:t>Ешьте белки не реже 1 раза в день.</w:t>
+      </w:r>
+    </w:p>
+    <w:p>
+      <w:r>
+        <w:t>Мясо:</w:t>
+      </w:r>
+    </w:p>
+    <w:p>
+      <w:r>
+        <w:t>• Вы можете есть: говядину, телятину, свинину, курицу, кролика, индейку.</w:t>
+      </w:r>
+    </w:p>
+    <w:p>
+      <w:r>
+        <w:t>• Внимание: если у вас нет иммунитета к токсоплазмозу, мясо должно быть хорошо прожарено.</w:t>
+      </w:r>
+    </w:p>
+    <w:p>
+      <w:r>
+        <w:t>• Не ешьте: риллет, паштет, фуа-гра или холодец (студень).</w:t>
+      </w:r>
+    </w:p>
+    <w:p>
+      <w:r>
+        <w:t>Рыба:</w:t>
+      </w:r>
+    </w:p>
+    <w:p>
+      <w:r>
+        <w:t>• Вы можете есть почти любую рыбу.</w:t>
+      </w:r>
+    </w:p>
+    <w:p>
+      <w:r>
+        <w:t>• Жирная рыба очень полезна для здоровья (тунец, лосось, сардины, скумбрия).</w:t>
+      </w:r>
+    </w:p>
+    <w:p>
+      <w:r>
+        <w:t>• Не ешьте: меч-рыбу, креветки, сырую рыбу (суши), сурими (крабовые палочки) или копченую рыбу (сельдь, лосось, форель).</w:t>
+      </w:r>
+    </w:p>
+    <w:p>
+      <w:r>
+        <w:t>Яйца:</w:t>
+      </w:r>
+    </w:p>
+    <w:p>
+      <w:r>
+        <w:t>• Вы можете есть яйца.</w:t>
       </w:r>
     </w:p>
     <w:p/>
     <w:p>
       <w:r>
-        <w:t>Мясо: говядина, телятина, баранина, свинина, курица, кролик, цесарка, индейка, молодой индюк.</w:t>
+        <w:t>Молоко и молочные продукты</w:t>
       </w:r>
     </w:p>
     <w:p>
       <w:r>
-        <w:t>Если у вас нет иммунитета к токсоплазмозу, употребляйте хорошо прожаренное мясо, избегайте риллет, паштетов, фуа-гра и мясных желе.</w:t>
+        <w:t>Ешьте молочные продукты 4 раза в день.</w:t>
       </w:r>
     </w:p>
     <w:p>
       <w:r>
-        <w:t>Рыба:  всякая, кроме меч-рыбы, креветок, сырых моллюсков, сырой рыбы (суши, тарама, сурими) , копченой рыбы (сельди, лосося, форели). Отдавайте предпочтение жирной рыбе: тунцу, лососю, скумбрии, сардинам.</w:t>
+        <w:t>• Вы можете есть: полуобезжиренное молоко, йогурт или творог без добавок и сахара.</w:t>
       </w:r>
     </w:p>
     <w:p>
       <w:r>
-        <w:t>Яйца</w:t>
+        <w:t>• Сыр: Вы можете есть сыр.</w:t>
+      </w:r>
+    </w:p>
+    <w:p>
+      <w:r>
+        <w:t>• Не ешьте: сыр из непастеризованного молока, тертый фасованный сыр или сырные корки.</w:t>
       </w:r>
     </w:p>
     <w:p/>
     <w:p>
       <w:r>
-        <w:t>МОЛОЧНЫЕ ПРОДУКТЫ: не менее 4 раз в день  плюс в составе блюд</w:t>
+        <w:t>Овощи и фрукты</w:t>
+      </w:r>
+    </w:p>
+    <w:p>
+      <w:r>
+        <w:t>Их нужно есть при каждом приеме пищи.</w:t>
+      </w:r>
+    </w:p>
+    <w:p>
+      <w:r>
+        <w:t>Овощи:</w:t>
+      </w:r>
+    </w:p>
+    <w:p>
+      <w:r>
+        <w:t>• Ешьте зеленые овощи в неограниченном количестве (свежие или замороженные).</w:t>
+      </w:r>
+    </w:p>
+    <w:p>
+      <w:r>
+        <w:t>Фрукты:</w:t>
+      </w:r>
+    </w:p>
+    <w:p>
+      <w:r>
+        <w:t>• Ешьте 1 фрукт на десерт при каждом приеме пищи.</w:t>
+      </w:r>
+    </w:p>
+    <w:p>
+      <w:r>
+        <w:t>• Вот что означает «1 порция фруктов»:</w:t>
+      </w:r>
+    </w:p>
+    <w:p>
+      <w:r>
+        <w:t>o 1 яблоко, 1 груша, 1 апельсин или 1 персик.</w:t>
+      </w:r>
+    </w:p>
+    <w:p>
+      <w:r>
+        <w:t>o 2 киви или 2 мандарина.</w:t>
+      </w:r>
+    </w:p>
+    <w:p>
+      <w:r>
+        <w:t>o 1 маленький лоток клубники или малины.</w:t>
+      </w:r>
+    </w:p>
+    <w:p>
+      <w:r>
+        <w:t>o 12 виноградин или 12 вишен.</w:t>
+      </w:r>
+    </w:p>
+    <w:p>
+      <w:r>
+        <w:t>o Половина банана.</w:t>
+      </w:r>
+    </w:p>
+    <w:p>
+      <w:r>
+        <w:t>o Небольшой стакан компота без сахара.</w:t>
       </w:r>
     </w:p>
     <w:p/>
     <w:p>
       <w:r>
-        <w:t>Сыры, за исключением: сыров из сырого молока, промышленных тертых сыров, сырной корки.</w:t>
+        <w:t>Крахмалистые продукты</w:t>
       </w:r>
     </w:p>
     <w:p>
       <w:r>
-        <w:t>Молоко: полуобезжиренное.</w:t>
+        <w:t>Крахмалистые продукты дают вам энергию. Ешьте их при каждом приеме пищи.</w:t>
       </w:r>
     </w:p>
     <w:p>
       <w:r>
-        <w:t>Молочные продукты: натуральные, без сахара.</w:t>
-      </w:r>
-    </w:p>
-    <w:p/>
-    <w:p>
-      <w:r>
-        <w:t>ОВОЩИ И ФРУКТЫ:  К каждому приему пищи</w:t>
+        <w:t>• Хлеб: цельнозерновой хлеб, хлеб для тостов или сухари.</w:t>
       </w:r>
     </w:p>
     <w:p>
       <w:r>
-        <w:t>.</w:t>
+        <w:t>• Злаки: макароны, рис, манная крупа, кукурузная крупа, кус-кус.</w:t>
       </w:r>
     </w:p>
     <w:p>
       <w:r>
-        <w:t>Зеленые овощи: свежие, замороженные без добавок: в неограниченном количестве.</w:t>
+        <w:t>• Картофель: вареный, пюре или запеченный.</w:t>
       </w:r>
     </w:p>
     <w:p>
       <w:r>
-        <w:t>Фрукты:  Все разрешены, 1 фрукт на десерт к каждому приему пищи,</w:t>
-      </w:r>
-    </w:p>
-    <w:p>
-      <w:r>
-        <w:t>Одна порция фруктов соответствует  4 кусочкам сахара</w:t>
-      </w:r>
-    </w:p>
-    <w:p>
-      <w:r>
-        <w:t>= ½ дыни,    1 большой кусок арбуза (250 г)</w:t>
-      </w:r>
-    </w:p>
-    <w:p>
-      <w:r>
-        <w:t>= 1 небольшая лодочка (250 г) клубники, малины, смородины, ежевики,  черники, черной смородины…</w:t>
-      </w:r>
-    </w:p>
-    <w:p>
-      <w:r>
-        <w:t>= 2 мандарина, 4 клементины «корсиканские», 2 киви, 1 небольшой грейпфрут</w:t>
-      </w:r>
-    </w:p>
-    <w:p>
-      <w:r>
-        <w:t>= 1 груша, 1 яблоко, 1 апельсин, 1 персик или бруньон</w:t>
-      </w:r>
-    </w:p>
-    <w:p>
-      <w:r>
-        <w:t>= 3–4 абрикоса, слив, рейн-клод…; 8 мирабелей, 10 свежих личи</w:t>
-      </w:r>
-    </w:p>
-    <w:p>
-      <w:r>
-        <w:t>= ¼ ананаса или 4 кружка; ½ манго или 1 маленькое</w:t>
-      </w:r>
-    </w:p>
-    <w:p>
-      <w:r>
-        <w:t>= 12–15 зерен винограда или вишни; 1 маленький или ½ банана</w:t>
-      </w:r>
-    </w:p>
-    <w:p>
-      <w:r>
-        <w:t>= 2–3 финика, 3–4 чернослива, 2–3 свежих инжира</w:t>
-      </w:r>
-    </w:p>
-    <w:p>
-      <w:r>
-        <w:t>= 1 чашка компота</w:t>
-      </w:r>
-    </w:p>
-    <w:p>
-      <w:r>
-        <w:t>УГЛЕВОДЫ: К каждому приему пищи</w:t>
-      </w:r>
-    </w:p>
-    <w:p>
-      <w:r>
-        <w:t>Хлеб: или  сухари, бутербродный хлеб…</w:t>
-      </w:r>
-    </w:p>
-    <w:p>
-      <w:r>
-        <w:t>Злаки: макароны, рис, манная крупа, полента, пилпил, кус-кус…</w:t>
-      </w:r>
-    </w:p>
-    <w:p>
-      <w:r>
-        <w:t>Картофель: пюре, отварной, запеченный, жареный…</w:t>
-      </w:r>
-    </w:p>
-    <w:p>
-      <w:r>
-        <w:t>Бобовые: горох, фасоль, чечевица, нут, кукуруза, бобы, белые или красные фасоли, горох и маниока, зеленый банан, ямс…</w:t>
-      </w:r>
-    </w:p>
-    <w:p/>
-    <w:p>
-      <w:r>
-        <w:t>Типичный день</w:t>
-      </w:r>
-    </w:p>
-    <w:p>
-      <w:r>
-        <w:t>ЗАВТРАК</w:t>
+        <w:t>• Бобовые: чечевица, нут, белая или красная фасоль, горох, кукуруза.</w:t>
       </w:r>
     </w:p>
     <w:p>
@@ -353,92 +385,92 @@
     </w:p>
     <w:p>
       <w:r>
-        <w:t>ЗАВТРАК:</w:t>
+        <w:t>Мой рацион на день (Пример)</w:t>
       </w:r>
     </w:p>
     <w:p>
       <w:r>
-        <w:t>Напитки: чай, кофе, какао</w:t>
+        <w:t>Утром (завтрак):</w:t>
       </w:r>
     </w:p>
     <w:p>
       <w:r>
-        <w:t>Молочный продукт: молоко, молочные продукты, сыр</w:t>
+        <w:t>• 1 напиток: чай, кофе или какао (без сахара).</w:t>
       </w:r>
     </w:p>
     <w:p>
       <w:r>
-        <w:t>Углеводы с медленным усвоением: цельнозерновой хлеб или хлеб из несладких злаков + масло</w:t>
+        <w:t>• 1 молочный продукт (молоко или йогурт без добавок).</w:t>
       </w:r>
     </w:p>
     <w:p>
       <w:r>
-        <w:t>ОБЕД И УЖИН:</w:t>
+        <w:t>• Цельнозерновой хлеб или каши без сахара с небольшим количеством масла.</w:t>
       </w:r>
     </w:p>
     <w:p>
       <w:r>
-        <w:t>зеленые овощи в неограниченном количестве</w:t>
+        <w:t>В полдень и вечером (обед и ужин):</w:t>
       </w:r>
     </w:p>
     <w:p>
       <w:r>
-        <w:t>порция мяса, рыбы или яиц (или ветчина)</w:t>
+        <w:t>• Зеленые овощи (без ограничений).</w:t>
       </w:r>
     </w:p>
     <w:p>
       <w:r>
-        <w:t>одна порция медленно усваиваемых углеводов:</w:t>
+        <w:t>• Одна порция мяса, рыбы, яиц или ветчины.</w:t>
       </w:r>
     </w:p>
     <w:p>
       <w:r>
-        <w:t>небольшая тарелка с крахмалистыми продуктами + небольшой кусочек хлеба</w:t>
+        <w:t>• Одна порция углеводов на выбор:</w:t>
       </w:r>
     </w:p>
     <w:p>
       <w:r>
-        <w:t>или   более большая тарелка с крахмалистыми продуктами, но без хлеба</w:t>
+        <w:t>o Небольшая порция крахмалистых продуктов (макароны, рис...) И небольшой кусочек хлеба.</w:t>
       </w:r>
     </w:p>
     <w:p>
       <w:r>
-        <w:t>или   большой кусочек хлеба без крахмалистых продуктов</w:t>
+        <w:t>o ИЛИ большая порция крахмалистых продуктов (без хлеба).</w:t>
       </w:r>
     </w:p>
     <w:p>
       <w:r>
-        <w:t>молочный продукт</w:t>
+        <w:t>o ИЛИ большой кусок хлеба (без крахмалистых продуктов).</w:t>
       </w:r>
     </w:p>
     <w:p>
       <w:r>
-        <w:t>фрукт</w:t>
+        <w:t>• 1 молочный продукт (сыр или йогурт без добавок).</w:t>
       </w:r>
     </w:p>
     <w:p>
       <w:r>
-        <w:t>ВОЗМОЖНЫЙ ПЕРЕКУС:</w:t>
+        <w:t>• 1 фрукт.</w:t>
       </w:r>
     </w:p>
     <w:p>
       <w:r>
-        <w:t>Если вы действительно проголодались,  употребляйте только продукты, не содержащие сахара</w:t>
+        <w:t>Если вы проголодались между приемами пищи (перекус): Не ешьте сладкое. Вы можете съесть:</w:t>
       </w:r>
     </w:p>
     <w:p>
       <w:r>
-        <w:t>молочные продукты</w:t>
+        <w:t>• Йогурт без добавок.</w:t>
       </w:r>
     </w:p>
     <w:p>
       <w:r>
-        <w:t>сырые овощи</w:t>
+        <w:t>• Сырые овощи (морковь, огурец).</w:t>
       </w:r>
     </w:p>
     <w:p>
       <w:r>
-        <w:t>вареное яйцо, ветчина……</w:t>
+        <w:t>• Вареное яйцо или ломтик ветчины.</w:t>
       </w:r>
     </w:p>
     <w:p>
